--- a/TechnicalPaper/mtg-reprint-signal_technical-report.docx
+++ b/TechnicalPaper/mtg-reprint-signal_technical-report.docx
@@ -1305,33 +1305,59 @@
         <w:pStyle w:val="BodyText"/>
       </w:pPr>
       <w:r>
-        <w:t xml:space="preserve">We fit an</w:t>
-      </w:r>
-      <w:r>
-        <w:t xml:space="preserve"> </w:t>
-      </w:r>
-      <w:r>
-        <w:rPr>
-          <w:bCs/>
-          <w:b/>
-        </w:rPr>
-        <w:t xml:space="preserve">XGBoost Accelerated Failure Time (AFT)</w:t>
-      </w:r>
-      <w:r>
-        <w:t xml:space="preserve"> </w:t>
-      </w:r>
-      <w:r>
-        <w:t xml:space="preserve">survival model, which predicts a full time-to-reprint distribution per card. We then read off P(reprint ≤ 3mo), P(≤ 6mo), P(≤ 12mo).</w:t>
+        <w:t xml:space="preserve">We fit a</w:t>
+      </w:r>
+      <w:r>
+        <w:t xml:space="preserve"> </w:t>
+      </w:r>
+      <w:r>
+        <w:rPr>
+          <w:bCs/>
+          <w:b/>
+        </w:rPr>
+        <w:t xml:space="preserve">gradient-boosted survival model</w:t>
+      </w:r>
+      <w:r>
+        <w:t xml:space="preserve"> </w:t>
+      </w:r>
+      <w:r>
+        <w:t xml:space="preserve">with an accelerated-failure-time</w:t>
+      </w:r>
+      <w:r>
+        <w:t xml:space="preserve"> </w:t>
+      </w:r>
+      <w:r>
+        <w:t xml:space="preserve">formulation, which predicts a full time-to-reprint distribution per card. We</w:t>
+      </w:r>
+      <w:r>
+        <w:t xml:space="preserve"> </w:t>
+      </w:r>
+      <w:r>
+        <w:t xml:space="preserve">then read off P(reprint ≤ 3mo), P(≤ 6mo), P(≤ 12mo).</w:t>
       </w:r>
     </w:p>
     <w:bookmarkEnd w:id="26"/>
-    <w:bookmarkStart w:id="27" w:name="features-152-total"/>
+    <w:bookmarkStart w:id="27" w:name="feature-categories"/>
     <w:p>
       <w:pPr>
         <w:pStyle w:val="Heading2"/>
       </w:pPr>
       <w:r>
-        <w:t xml:space="preserve">3.2 Features (152 total)</w:t>
+        <w:t xml:space="preserve">3.2 Feature categories</w:t>
+      </w:r>
+    </w:p>
+    <w:p>
+      <w:pPr>
+        <w:pStyle w:val="FirstParagraph"/>
+      </w:pPr>
+      <w:r>
+        <w:t xml:space="preserve">Features fall into seven categories, each engineered to be point-in-time as of</w:t>
+      </w:r>
+      <w:r>
+        <w:t xml:space="preserve"> </w:t>
+      </w:r>
+      <w:r>
+        <w:t xml:space="preserve">the snapshot date:</w:t>
       </w:r>
     </w:p>
     <w:p>
@@ -1353,7 +1379,13 @@
         <w:t xml:space="preserve"> </w:t>
       </w:r>
       <w:r>
-        <w:t xml:space="preserve">- number and recency of prior printings, by product type (expansion, Commander, Masters, Secret Lair, promo…), median gap between reprints.</w:t>
+        <w:t xml:space="preserve">- signals derived from how, when, and in what product types</w:t>
+      </w:r>
+      <w:r>
+        <w:t xml:space="preserve"> </w:t>
+      </w:r>
+      <w:r>
+        <w:t xml:space="preserve">a card has been reprinted before.</w:t>
       </w:r>
     </w:p>
     <w:p>
@@ -1375,23 +1407,13 @@
         <w:t xml:space="preserve"> </w:t>
       </w:r>
       <w:r>
-        <w:t xml:space="preserve">- current price, price vs. 30/90/365-day momentum, volatility, count of recent price spikes, and the</w:t>
-      </w:r>
-      <w:r>
-        <w:t xml:space="preserve"> </w:t>
-      </w:r>
-      <w:r>
-        <w:rPr>
-          <w:iCs/>
-          <w:i/>
-        </w:rPr>
-        <w:t xml:space="preserve">most expensive</w:t>
-      </w:r>
-      <w:r>
-        <w:t xml:space="preserve"> </w:t>
-      </w:r>
-      <w:r>
-        <w:t xml:space="preserve">printing (collector-demand proxy).</w:t>
+        <w:t xml:space="preserve">- level, momentum, volatility, and spike behavior in the</w:t>
+      </w:r>
+      <w:r>
+        <w:t xml:space="preserve"> </w:t>
+      </w:r>
+      <w:r>
+        <w:t xml:space="preserve">secondary market.</w:t>
       </w:r>
     </w:p>
     <w:p>
@@ -1413,7 +1435,7 @@
         <w:t xml:space="preserve"> </w:t>
       </w:r>
       <w:r>
-        <w:t xml:space="preserve">- EDHREC Commander inclusion count and rate.</w:t>
+        <w:t xml:space="preserve">- how widely the card is played in Commander.</w:t>
       </w:r>
     </w:p>
     <w:p>
@@ -1435,7 +1457,7 @@
         <w:t xml:space="preserve"> </w:t>
       </w:r>
       <w:r>
-        <w:t xml:space="preserve">- legal in Standard / Pioneer / Modern / Legacy / Vintage / Pauper / Commander / Brawl.</w:t>
+        <w:t xml:space="preserve">- which constructed formats currently accept the card.</w:t>
       </w:r>
     </w:p>
     <w:p>
@@ -1457,7 +1479,13 @@
         <w:t xml:space="preserve"> </w:t>
       </w:r>
       <w:r>
-        <w:t xml:space="preserve">- rarity, colors, mana value, type, keywords, plus a 32-dimension semantic embedding of the card’s rules text.</w:t>
+        <w:t xml:space="preserve">- rarity, colors, mana value, type, keywords, and a</w:t>
+      </w:r>
+      <w:r>
+        <w:t xml:space="preserve"> </w:t>
+      </w:r>
+      <w:r>
+        <w:t xml:space="preserve">semantic embedding of the card’s rules text.</w:t>
       </w:r>
     </w:p>
     <w:p>
@@ -1479,7 +1507,7 @@
         <w:t xml:space="preserve"> </w:t>
       </w:r>
       <w:r>
-        <w:t xml:space="preserve">- month-of-year seasonality and product-window effects.</w:t>
+        <w:t xml:space="preserve">- seasonal and product-window effects in the release schedule.</w:t>
       </w:r>
     </w:p>
     <w:p>
@@ -1501,25 +1529,33 @@
         <w:t xml:space="preserve"> </w:t>
       </w:r>
       <w:r>
-        <w:t xml:space="preserve">- detection of</w:t>
-      </w:r>
-      <w:r>
-        <w:t xml:space="preserve"> </w:t>
-      </w:r>
-      <w:r>
-        <w:t xml:space="preserve">“</w:t>
-      </w:r>
-      <w:r>
-        <w:t xml:space="preserve">reskins</w:t>
-      </w:r>
-      <w:r>
-        <w:t xml:space="preserve">”</w:t>
-      </w:r>
-      <w:r>
-        <w:t xml:space="preserve"> </w:t>
-      </w:r>
-      <w:r>
-        <w:t xml:space="preserve">(same mechanics, new name, e.g. Universes Beyond → Universes Within).</w:t>
+        <w:t xml:space="preserve">- detection of mechanically-identical</w:t>
+      </w:r>
+      <w:r>
+        <w:t xml:space="preserve"> </w:t>
+      </w:r>
+      <w:r>
+        <w:t xml:space="preserve">reskins (e.g. Universes Beyond ↔ Universes Within).</w:t>
+      </w:r>
+    </w:p>
+    <w:p>
+      <w:pPr>
+        <w:pStyle w:val="FirstParagraph"/>
+      </w:pPr>
+      <w:r>
+        <w:t xml:space="preserve">Exact feature definitions, transformations, hyperparameters, and the trained</w:t>
+      </w:r>
+      <w:r>
+        <w:t xml:space="preserve"> </w:t>
+      </w:r>
+      <w:r>
+        <w:t xml:space="preserve">model weights are not released. The categories above and the validation</w:t>
+      </w:r>
+      <w:r>
+        <w:t xml:space="preserve"> </w:t>
+      </w:r>
+      <w:r>
+        <w:t xml:space="preserve">results below are sufficient to evaluate the modeling approach.</w:t>
       </w:r>
     </w:p>
     <w:bookmarkEnd w:id="27"/>
@@ -1594,7 +1630,7 @@
         <w:t xml:space="preserve"> </w:t>
       </w:r>
       <w:r>
-        <w:t xml:space="preserve">- train (≤ 2023-06), early-stopping (2023-07 to 2023-12), calibration (2024-01 to 2024-06), and a fully held-out test block (2024-07 to 2025-06). The calibration set is deliberately separate from the early-stopping set so probability estimates are not over-fit.</w:t>
+        <w:t xml:space="preserve">- the data is partitioned chronologically into separate training, early-stopping, calibration, and held-out test blocks. The calibration set is deliberately separate from the early-stopping set so probability estimates are not over-fit.</w:t>
       </w:r>
     </w:p>
     <w:p>
@@ -2271,13 +2307,54 @@
     </w:p>
     <w:bookmarkEnd w:id="50"/>
     <w:bookmarkEnd w:id="51"/>
-    <w:bookmarkStart w:id="58" w:name="what-drives-the-predictions"/>
+    <w:bookmarkStart w:id="55" w:name="what-drives-the-predictions"/>
     <w:p>
       <w:pPr>
         <w:pStyle w:val="Heading1"/>
       </w:pPr>
       <w:r>
         <w:t xml:space="preserve">5. What drives the predictions</w:t>
+      </w:r>
+    </w:p>
+    <w:p>
+      <w:pPr>
+        <w:pStyle w:val="FirstParagraph"/>
+      </w:pPr>
+      <w:r>
+        <w:t xml:space="preserve">We measure what each input category actually contributes by</w:t>
+      </w:r>
+      <w:r>
+        <w:t xml:space="preserve"> </w:t>
+      </w:r>
+      <w:r>
+        <w:rPr>
+          <w:bCs/>
+          <w:b/>
+        </w:rPr>
+        <w:t xml:space="preserve">feature-group</w:t>
+      </w:r>
+      <w:r>
+        <w:rPr>
+          <w:bCs/>
+          <w:b/>
+        </w:rPr>
+        <w:t xml:space="preserve"> </w:t>
+      </w:r>
+      <w:r>
+        <w:rPr>
+          <w:bCs/>
+          <w:b/>
+        </w:rPr>
+        <w:t xml:space="preserve">ablation</w:t>
+      </w:r>
+      <w:r>
+        <w:t xml:space="preserve">: retrain with each group removed and measure the drop in</w:t>
+      </w:r>
+      <w:r>
+        <w:t xml:space="preserve"> </w:t>
+      </w:r>
+      <w:r>
+        <w:t xml:space="preserve">held-out accuracy.</w:t>
       </w:r>
     </w:p>
     <w:p>
@@ -2287,137 +2364,20 @@
       <w:r>
         <w:drawing>
           <wp:inline>
-            <wp:extent cx="5334000" cy="5033210"/>
+            <wp:extent cx="5334000" cy="3102645"/>
             <wp:effectExtent b="0" l="0" r="0" t="0"/>
-            <wp:docPr descr="Feature importance" title="" id="53" name="Picture"/>
+            <wp:docPr descr="Feature-group ablation" title="" id="53" name="Picture"/>
             <a:graphic>
               <a:graphicData uri="http://schemas.openxmlformats.org/drawingml/2006/picture">
                 <pic:pic>
                   <pic:nvPicPr>
-                    <pic:cNvPr descr="figures/feature_importance.png" id="54" name="Picture"/>
+                    <pic:cNvPr descr="figures/ablation.png" id="54" name="Picture"/>
                     <pic:cNvPicPr>
                       <a:picLocks noChangeArrowheads="1" noChangeAspect="1"/>
                     </pic:cNvPicPr>
                   </pic:nvPicPr>
                   <pic:blipFill>
                     <a:blip r:embed="rId52"/>
-                    <a:stretch>
-                      <a:fillRect/>
-                    </a:stretch>
-                  </pic:blipFill>
-                  <pic:spPr bwMode="auto">
-                    <a:xfrm>
-                      <a:off x="0" y="0"/>
-                      <a:ext cx="5334000" cy="5033210"/>
-                    </a:xfrm>
-                    <a:prstGeom prst="rect">
-                      <a:avLst/>
-                    </a:prstGeom>
-                    <a:noFill/>
-                    <a:ln w="9525">
-                      <a:noFill/>
-                      <a:headEnd/>
-                      <a:tailEnd/>
-                    </a:ln>
-                  </pic:spPr>
-                </pic:pic>
-              </a:graphicData>
-            </a:graphic>
-          </wp:inline>
-        </w:drawing>
-      </w:r>
-    </w:p>
-    <w:p>
-      <w:pPr>
-        <w:pStyle w:val="ImageCaption"/>
-      </w:pPr>
-      <w:r>
-        <w:t xml:space="preserve">Feature importance</w:t>
-      </w:r>
-    </w:p>
-    <w:p>
-      <w:pPr>
-        <w:pStyle w:val="BodyText"/>
-      </w:pPr>
-      <w:r>
-        <w:rPr>
-          <w:iCs/>
-          <w:i/>
-        </w:rPr>
-        <w:t xml:space="preserve">Figure 7. Top-25 features by XGBoost gain. Format legality (especially Brawl/Pauper/Commander/Standard), EDHREC Commander demand, prior-printing counts, and rarity dominate the tree splits.</w:t>
-      </w:r>
-    </w:p>
-    <w:p>
-      <w:pPr>
-        <w:pStyle w:val="BodyText"/>
-      </w:pPr>
-      <w:r>
-        <w:t xml:space="preserve">Gain measures how often a feature is</w:t>
-      </w:r>
-      <w:r>
-        <w:t xml:space="preserve"> </w:t>
-      </w:r>
-      <w:r>
-        <w:rPr>
-          <w:iCs/>
-          <w:i/>
-        </w:rPr>
-        <w:t xml:space="preserve">used</w:t>
-      </w:r>
-      <w:r>
-        <w:t xml:space="preserve">, not how much it is</w:t>
-      </w:r>
-      <w:r>
-        <w:t xml:space="preserve"> </w:t>
-      </w:r>
-      <w:r>
-        <w:rPr>
-          <w:iCs/>
-          <w:i/>
-        </w:rPr>
-        <w:t xml:space="preserve">needed</w:t>
-      </w:r>
-      <w:r>
-        <w:t xml:space="preserve"> </w:t>
-      </w:r>
-      <w:r>
-        <w:t xml:space="preserve">- correlated features share the load. To measure what is actually necessary, we ran a</w:t>
-      </w:r>
-      <w:r>
-        <w:t xml:space="preserve"> </w:t>
-      </w:r>
-      <w:r>
-        <w:rPr>
-          <w:bCs/>
-          <w:b/>
-        </w:rPr>
-        <w:t xml:space="preserve">feature-group ablation</w:t>
-      </w:r>
-      <w:r>
-        <w:t xml:space="preserve">: retrain with each group removed and measure the drop in accuracy.</w:t>
-      </w:r>
-    </w:p>
-    <w:p>
-      <w:pPr>
-        <w:pStyle w:val="CaptionedFigure"/>
-      </w:pPr>
-      <w:r>
-        <w:drawing>
-          <wp:inline>
-            <wp:extent cx="5334000" cy="3102645"/>
-            <wp:effectExtent b="0" l="0" r="0" t="0"/>
-            <wp:docPr descr="Feature-group ablation" title="" id="56" name="Picture"/>
-            <a:graphic>
-              <a:graphicData uri="http://schemas.openxmlformats.org/drawingml/2006/picture">
-                <pic:pic>
-                  <pic:nvPicPr>
-                    <pic:cNvPr descr="figures/ablation.png" id="57" name="Picture"/>
-                    <pic:cNvPicPr>
-                      <a:picLocks noChangeArrowheads="1" noChangeAspect="1"/>
-                    </pic:cNvPicPr>
-                  </pic:nvPicPr>
-                  <pic:blipFill>
-                    <a:blip r:embed="rId55"/>
                     <a:stretch>
                       <a:fillRect/>
                     </a:stretch>
@@ -2461,7 +2421,7 @@
           <w:iCs/>
           <w:i/>
         </w:rPr>
-        <w:t xml:space="preserve">Figure 8. Longer bar = removing that group hurt accuracy more = that group mattered more. The dominant drivers are reprint</w:t>
+        <w:t xml:space="preserve">Figure 7. Longer bar = removing that group hurt accuracy more = that group mattered more. The dominant drivers are reprint</w:t>
       </w:r>
       <w:r>
         <w:rPr>
@@ -2491,7 +2451,7 @@
           <w:iCs/>
           <w:i/>
         </w:rPr>
-        <w:t xml:space="preserve">cadence (+0.020),</w:t>
+        <w:t xml:space="preserve">cadence,</w:t>
       </w:r>
       <w:r>
         <w:rPr>
@@ -2514,30 +2474,30 @@
           <w:iCs/>
           <w:i/>
         </w:rPr>
-        <w:t xml:space="preserve"> </w:t>
+        <w:t xml:space="preserve">, and</w:t>
       </w:r>
       <w:r>
         <w:rPr>
           <w:iCs/>
           <w:i/>
         </w:rPr>
-        <w:t xml:space="preserve">(+0.018), and</w:t>
-      </w:r>
-      <w:r>
-        <w:rPr>
+        <w:t xml:space="preserve"> </w:t>
+      </w:r>
+      <w:r>
+        <w:rPr>
+          <w:bCs/>
+          <w:b/>
           <w:iCs/>
           <w:i/>
         </w:rPr>
-        <w:t xml:space="preserve"> </w:t>
-      </w:r>
-      <w:r>
-        <w:rPr>
-          <w:bCs/>
-          <w:b/>
+        <w:t xml:space="preserve">print history</w:t>
+      </w:r>
+      <w:r>
+        <w:rPr>
           <w:iCs/>
           <w:i/>
         </w:rPr>
-        <w:t xml:space="preserve">print history</w:t>
+        <w:t xml:space="preserve">, followed by</w:t>
       </w:r>
       <w:r>
         <w:rPr>
@@ -2548,40 +2508,165 @@
       </w:r>
       <w:r>
         <w:rPr>
+          <w:bCs/>
+          <w:b/>
           <w:iCs/>
           <w:i/>
         </w:rPr>
-        <w:t xml:space="preserve">(+0.016), followed by</w:t>
+        <w:t xml:space="preserve">format legality</w:t>
       </w:r>
       <w:r>
         <w:rPr>
           <w:iCs/>
           <w:i/>
         </w:rPr>
-        <w:t xml:space="preserve"> </w:t>
-      </w:r>
-      <w:r>
-        <w:rPr>
-          <w:bCs/>
-          <w:b/>
+        <w:t xml:space="preserve">.</w:t>
+      </w:r>
+    </w:p>
+    <w:p>
+      <w:pPr>
+        <w:pStyle w:val="BodyText"/>
+      </w:pPr>
+      <w:r>
+        <w:rPr>
+          <w:bCs/>
+          <w:b/>
+        </w:rPr>
+        <w:t xml:space="preserve">The honest attribution.</w:t>
+      </w:r>
+      <w:r>
+        <w:t xml:space="preserve"> </w:t>
+      </w:r>
+      <w:r>
+        <w:t xml:space="preserve">The structural drivers of reprints are</w:t>
+      </w:r>
+      <w:r>
+        <w:t xml:space="preserve"> </w:t>
+      </w:r>
+      <w:r>
+        <w:rPr>
+          <w:bCs/>
+          <w:b/>
+        </w:rPr>
+        <w:t xml:space="preserve">demand and cadence</w:t>
+      </w:r>
+      <w:r>
+        <w:t xml:space="preserve">: how popular a card is in Commander, how the release calendar is moving, and how long it has been since the card was last printed. Format legality refines this. These are exactly the levers Wizards of the Coast actually pulls when choosing reprints.</w:t>
+      </w:r>
+    </w:p>
+    <w:p>
+      <w:pPr>
+        <w:pStyle w:val="BodyText"/>
+      </w:pPr>
+      <w:r>
+        <w:rPr>
+          <w:bCs/>
+          <w:b/>
+        </w:rPr>
+        <w:t xml:space="preserve">On price - a careful correction.</w:t>
+      </w:r>
+      <w:r>
+        <w:t xml:space="preserve"> </w:t>
+      </w:r>
+      <w:r>
+        <w:t xml:space="preserve">An earlier interim analysis (run before price coverage was complete) appeared to show price as the single largest signal. With full price coverage, that effect mostly disappears. The earlier result was largely a</w:t>
+      </w:r>
+      <w:r>
+        <w:t xml:space="preserve"> </w:t>
+      </w:r>
+      <w:r>
+        <w:rPr>
+          <w:bCs/>
+          <w:b/>
+        </w:rPr>
+        <w:t xml:space="preserve">data-availability artifact</w:t>
+      </w:r>
+      <w:r>
+        <w:t xml:space="preserve">: when only the more valuable, actively-traded cards had price data, the mere</w:t>
+      </w:r>
+      <w:r>
+        <w:t xml:space="preserve"> </w:t>
+      </w:r>
+      <w:r>
+        <w:rPr>
           <w:iCs/>
           <w:i/>
         </w:rPr>
-        <w:t xml:space="preserve">format legality</w:t>
+        <w:t xml:space="preserve">presence</w:t>
+      </w:r>
+      <w:r>
+        <w:t xml:space="preserve"> </w:t>
+      </w:r>
+      <w:r>
+        <w:t xml:space="preserve">of a price was itself a proxy for</w:t>
+      </w:r>
+      <w:r>
+        <w:t xml:space="preserve"> </w:t>
+      </w:r>
+      <w:r>
+        <w:t xml:space="preserve">“</w:t>
+      </w:r>
+      <w:r>
+        <w:t xml:space="preserve">this card matters.</w:t>
+      </w:r>
+      <w:r>
+        <w:t xml:space="preserve">”</w:t>
+      </w:r>
+      <w:r>
+        <w:t xml:space="preserve"> </w:t>
+      </w:r>
+      <w:r>
+        <w:t xml:space="preserve">Once nearly every card has price history, raw price momentum adds little</w:t>
+      </w:r>
+      <w:r>
+        <w:t xml:space="preserve"> </w:t>
       </w:r>
       <w:r>
         <w:rPr>
           <w:iCs/>
           <w:i/>
         </w:rPr>
-        <w:t xml:space="preserve"> </w:t>
-      </w:r>
-      <w:r>
-        <w:rPr>
-          <w:iCs/>
-          <w:i/>
-        </w:rPr>
-        <w:t xml:space="preserve">(+0.009).</w:t>
+        <w:t xml:space="preserve">independent</w:t>
+      </w:r>
+      <w:r>
+        <w:t xml:space="preserve"> </w:t>
+      </w:r>
+      <w:r>
+        <w:t xml:space="preserve">signal - it is real, but largely</w:t>
+      </w:r>
+      <w:r>
+        <w:t xml:space="preserve"> </w:t>
+      </w:r>
+      <w:r>
+        <w:rPr>
+          <w:bCs/>
+          <w:b/>
+        </w:rPr>
+        <w:t xml:space="preserve">redundant</w:t>
+      </w:r>
+      <w:r>
+        <w:t xml:space="preserve"> </w:t>
+      </w:r>
+      <w:r>
+        <w:t xml:space="preserve">with the demand and cadence signals it correlates with. The community intuition that</w:t>
+      </w:r>
+      <w:r>
+        <w:t xml:space="preserve"> </w:t>
+      </w:r>
+      <w:r>
+        <w:t xml:space="preserve">“</w:t>
+      </w:r>
+      <w:r>
+        <w:t xml:space="preserve">a price climb precedes a reprint</w:t>
+      </w:r>
+      <w:r>
+        <w:t xml:space="preserve">”</w:t>
+      </w:r>
+      <w:r>
+        <w:t xml:space="preserve"> </w:t>
+      </w:r>
+      <w:r>
+        <w:t xml:space="preserve">is not wrong; the climb and the reprint share a common cause (rising demand), which the model captures more directly through Commander play.</w:t>
       </w:r>
     </w:p>
     <w:p>
@@ -2593,26 +2678,13 @@
           <w:bCs/>
           <w:b/>
         </w:rPr>
-        <w:t xml:space="preserve">The honest attribution.</w:t>
-      </w:r>
-      <w:r>
-        <w:t xml:space="preserve"> </w:t>
-      </w:r>
-      <w:r>
-        <w:t xml:space="preserve">The structural drivers of reprints are</w:t>
-      </w:r>
-      <w:r>
-        <w:t xml:space="preserve"> </w:t>
-      </w:r>
-      <w:r>
-        <w:rPr>
-          <w:bCs/>
-          <w:b/>
-        </w:rPr>
-        <w:t xml:space="preserve">demand and cadence</w:t>
-      </w:r>
-      <w:r>
-        <w:t xml:space="preserve">: how popular a card is in Commander, how the release calendar is moving, and how long it has been since the card was last printed. Format legality refines this. These are exactly the levers Wizards of the Coast actually pulls when choosing reprints.</w:t>
+        <w:t xml:space="preserve">On leakage.</w:t>
+      </w:r>
+      <w:r>
+        <w:t xml:space="preserve"> </w:t>
+      </w:r>
+      <w:r>
+        <w:t xml:space="preserve">Demand counts are sampled at the current date rather than back-dated. Removing them changes held-out accuracy by a comparable small amount in both directions, and the model’s calibration on strictly-past data holds - so there is no material future-information leak.</w:t>
       </w:r>
     </w:p>
     <w:p>
@@ -2624,139 +2696,6 @@
           <w:bCs/>
           <w:b/>
         </w:rPr>
-        <w:t xml:space="preserve">On price - a careful correction.</w:t>
-      </w:r>
-      <w:r>
-        <w:t xml:space="preserve"> </w:t>
-      </w:r>
-      <w:r>
-        <w:t xml:space="preserve">An earlier interim analysis (run when only ~55% of cards had price coverage) appeared to show price as the single largest signal. With the full ~90%-coverage dataset, that effect mostly disappears (price contributes ≈ +0.002 AUC). The earlier result was largely a</w:t>
-      </w:r>
-      <w:r>
-        <w:t xml:space="preserve"> </w:t>
-      </w:r>
-      <w:r>
-        <w:rPr>
-          <w:bCs/>
-          <w:b/>
-        </w:rPr>
-        <w:t xml:space="preserve">data-availability artifact</w:t>
-      </w:r>
-      <w:r>
-        <w:t xml:space="preserve">: when only the more valuable, actively-traded cards had price data, the mere</w:t>
-      </w:r>
-      <w:r>
-        <w:t xml:space="preserve"> </w:t>
-      </w:r>
-      <w:r>
-        <w:rPr>
-          <w:iCs/>
-          <w:i/>
-        </w:rPr>
-        <w:t xml:space="preserve">presence</w:t>
-      </w:r>
-      <w:r>
-        <w:t xml:space="preserve"> </w:t>
-      </w:r>
-      <w:r>
-        <w:t xml:space="preserve">of a price was itself a proxy for</w:t>
-      </w:r>
-      <w:r>
-        <w:t xml:space="preserve"> </w:t>
-      </w:r>
-      <w:r>
-        <w:t xml:space="preserve">“</w:t>
-      </w:r>
-      <w:r>
-        <w:t xml:space="preserve">this card matters.</w:t>
-      </w:r>
-      <w:r>
-        <w:t xml:space="preserve">”</w:t>
-      </w:r>
-      <w:r>
-        <w:t xml:space="preserve"> </w:t>
-      </w:r>
-      <w:r>
-        <w:t xml:space="preserve">Once nearly every card has price history, raw price momentum adds little</w:t>
-      </w:r>
-      <w:r>
-        <w:t xml:space="preserve"> </w:t>
-      </w:r>
-      <w:r>
-        <w:rPr>
-          <w:iCs/>
-          <w:i/>
-        </w:rPr>
-        <w:t xml:space="preserve">independent</w:t>
-      </w:r>
-      <w:r>
-        <w:t xml:space="preserve"> </w:t>
-      </w:r>
-      <w:r>
-        <w:t xml:space="preserve">signal - it is real, but largely</w:t>
-      </w:r>
-      <w:r>
-        <w:t xml:space="preserve"> </w:t>
-      </w:r>
-      <w:r>
-        <w:rPr>
-          <w:bCs/>
-          <w:b/>
-        </w:rPr>
-        <w:t xml:space="preserve">redundant</w:t>
-      </w:r>
-      <w:r>
-        <w:t xml:space="preserve"> </w:t>
-      </w:r>
-      <w:r>
-        <w:t xml:space="preserve">with the demand and cadence features it correlates with. The community intuition that</w:t>
-      </w:r>
-      <w:r>
-        <w:t xml:space="preserve"> </w:t>
-      </w:r>
-      <w:r>
-        <w:t xml:space="preserve">“</w:t>
-      </w:r>
-      <w:r>
-        <w:t xml:space="preserve">a price climb precedes a reprint</w:t>
-      </w:r>
-      <w:r>
-        <w:t xml:space="preserve">”</w:t>
-      </w:r>
-      <w:r>
-        <w:t xml:space="preserve"> </w:t>
-      </w:r>
-      <w:r>
-        <w:t xml:space="preserve">is not wrong; it is simply that the climb and the reprint share a common cause (rising demand), which the model captures more directly through Commander play.</w:t>
-      </w:r>
-    </w:p>
-    <w:p>
-      <w:pPr>
-        <w:pStyle w:val="BodyText"/>
-      </w:pPr>
-      <w:r>
-        <w:rPr>
-          <w:bCs/>
-          <w:b/>
-        </w:rPr>
-        <w:t xml:space="preserve">On EDHREC and leakage.</w:t>
-      </w:r>
-      <w:r>
-        <w:t xml:space="preserve"> </w:t>
-      </w:r>
-      <w:r>
-        <w:t xml:space="preserve">EDHREC demand is a top contributor (+0.018). Although these counts were collected at the current date, removing them changes held-out accuracy by a similar small amount in both directions, and the model’s calibration on strictly-past data holds - so there is no material future-information leak.</w:t>
-      </w:r>
-    </w:p>
-    <w:p>
-      <w:pPr>
-        <w:pStyle w:val="BodyText"/>
-      </w:pPr>
-      <w:r>
-        <w:rPr>
-          <w:bCs/>
-          <w:b/>
-        </w:rPr>
         <w:t xml:space="preserve">A direct test of price-history completeness.</w:t>
       </w:r>
       <w:r>
@@ -2769,79 +2708,65 @@
         <w:t xml:space="preserve"> </w:t>
       </w:r>
       <w:r>
-        <w:t xml:space="preserve">discovered a scraping bug that had left ~30 older sets (Tempest, Mirage, 7th</w:t>
-      </w:r>
-      <w:r>
-        <w:t xml:space="preserve"> </w:t>
-      </w:r>
-      <w:r>
-        <w:t xml:space="preserve">Edition, Urza’s Saga, the Power 9 originals, …) with no price history. We fixed</w:t>
-      </w:r>
-      <w:r>
-        <w:t xml:space="preserve"> </w:t>
-      </w:r>
-      <w:r>
-        <w:t xml:space="preserve">it, expanding price coverage from 87.2% to 96.5% of observations (price points</w:t>
-      </w:r>
-      <w:r>
-        <w:t xml:space="preserve"> </w:t>
-      </w:r>
-      <w:r>
-        <w:t xml:space="preserve">150M → 171M, cards 28k → 30.5k), and retrained.</w:t>
-      </w:r>
-      <w:r>
-        <w:t xml:space="preserve"> </w:t>
-      </w:r>
-      <w:r>
-        <w:rPr>
-          <w:bCs/>
-          <w:b/>
-        </w:rPr>
-        <w:t xml:space="preserve">The held-out AUC moved by</w:t>
-      </w:r>
-      <w:r>
-        <w:rPr>
-          <w:bCs/>
-          <w:b/>
-        </w:rPr>
-        <w:t xml:space="preserve"> </w:t>
-      </w:r>
-      <w:r>
-        <w:rPr>
-          <w:bCs/>
-          <w:b/>
-        </w:rPr>
-        <w:t xml:space="preserve">+0.001 at every horizon</w:t>
-      </w:r>
-      <w:r>
-        <w:t xml:space="preserve"> </w:t>
-      </w:r>
-      <w:r>
-        <w:t xml:space="preserve">- i.e. essentially not at all. This is a clean natural</w:t>
-      </w:r>
-      <w:r>
-        <w:t xml:space="preserve"> </w:t>
-      </w:r>
-      <w:r>
-        <w:t xml:space="preserve">experiment confirming the conclusion above: the model’s predictive power comes</w:t>
-      </w:r>
-      <w:r>
-        <w:t xml:space="preserve"> </w:t>
-      </w:r>
-      <w:r>
-        <w:t xml:space="preserve">from demand, cadence, and format relevance, not from how complete the price</w:t>
-      </w:r>
-      <w:r>
-        <w:t xml:space="preserve"> </w:t>
-      </w:r>
-      <w:r>
-        <w:t xml:space="preserve">history is. (The fuller price data is still valuable for the product surface and</w:t>
-      </w:r>
-      <w:r>
-        <w:t xml:space="preserve"> </w:t>
-      </w:r>
-      <w:r>
-        <w:t xml:space="preserve">for scoring the entire card universe - it simply is not what drives accuracy.)</w:t>
+        <w:t xml:space="preserve">discovered an ingestion bug that had left some older sets with no price</w:t>
+      </w:r>
+      <w:r>
+        <w:t xml:space="preserve"> </w:t>
+      </w:r>
+      <w:r>
+        <w:t xml:space="preserve">history. We fixed it, materially expanding price coverage of the training</w:t>
+      </w:r>
+      <w:r>
+        <w:t xml:space="preserve"> </w:t>
+      </w:r>
+      <w:r>
+        <w:t xml:space="preserve">panel, and retrained.</w:t>
+      </w:r>
+      <w:r>
+        <w:t xml:space="preserve"> </w:t>
+      </w:r>
+      <w:r>
+        <w:rPr>
+          <w:bCs/>
+          <w:b/>
+        </w:rPr>
+        <w:t xml:space="preserve">The held-out AUC moved by ≈ +0.001 at every horizon</w:t>
+      </w:r>
+      <w:r>
+        <w:t xml:space="preserve"> </w:t>
+      </w:r>
+      <w:r>
+        <w:t xml:space="preserve">-</w:t>
+      </w:r>
+      <w:r>
+        <w:t xml:space="preserve"> </w:t>
+      </w:r>
+      <w:r>
+        <w:t xml:space="preserve">i.e. essentially not at all. This is a clean natural experiment confirming the</w:t>
+      </w:r>
+      <w:r>
+        <w:t xml:space="preserve"> </w:t>
+      </w:r>
+      <w:r>
+        <w:t xml:space="preserve">conclusion above: the model’s predictive power comes from demand, cadence, and</w:t>
+      </w:r>
+      <w:r>
+        <w:t xml:space="preserve"> </w:t>
+      </w:r>
+      <w:r>
+        <w:t xml:space="preserve">format relevance, not from how complete the price history is. (The fuller price</w:t>
+      </w:r>
+      <w:r>
+        <w:t xml:space="preserve"> </w:t>
+      </w:r>
+      <w:r>
+        <w:t xml:space="preserve">data is still valuable for the product surface and for scoring the entire card</w:t>
+      </w:r>
+      <w:r>
+        <w:t xml:space="preserve"> </w:t>
+      </w:r>
+      <w:r>
+        <w:t xml:space="preserve">universe - it simply is not what drives accuracy.)</w:t>
       </w:r>
     </w:p>
     <w:p>
@@ -2851,8 +2776,8 @@
         </w:pict>
       </w:r>
     </w:p>
-    <w:bookmarkEnd w:id="58"/>
-    <w:bookmarkStart w:id="59" w:name="limitations-honest-caveats"/>
+    <w:bookmarkEnd w:id="55"/>
+    <w:bookmarkStart w:id="56" w:name="limitations-honest-caveats"/>
     <w:p>
       <w:pPr>
         <w:pStyle w:val="Heading1"/>
@@ -2880,7 +2805,7 @@
         <w:t xml:space="preserve"> </w:t>
       </w:r>
       <w:r>
-        <w:t xml:space="preserve">Daily prices reach back to ~2010 (when MTGGoldfish began tracking). Cards from the 1990s-2000s have full</w:t>
+        <w:t xml:space="preserve">Daily secondary-market prices reach back to roughly 2010. Cards from the 1990s-2000s have full</w:t>
       </w:r>
       <w:r>
         <w:t xml:space="preserve"> </w:t>
@@ -3023,8 +2948,8 @@
         </w:pict>
       </w:r>
     </w:p>
-    <w:bookmarkEnd w:id="59"/>
-    <w:bookmarkStart w:id="60" w:name="using-the-model"/>
+    <w:bookmarkEnd w:id="56"/>
+    <w:bookmarkStart w:id="57" w:name="using-the-model"/>
     <w:p>
       <w:pPr>
         <w:pStyle w:val="Heading1"/>
@@ -3609,14 +3534,82 @@
         </w:pict>
       </w:r>
     </w:p>
-    <w:bookmarkEnd w:id="60"/>
-    <w:bookmarkStart w:id="61" w:name="reproducibility-stack"/>
+    <w:bookmarkEnd w:id="57"/>
+    <w:bookmarkStart w:id="58" w:name="verifiability"/>
     <w:p>
       <w:pPr>
         <w:pStyle w:val="Heading1"/>
       </w:pPr>
       <w:r>
-        <w:t xml:space="preserve">8. Reproducibility &amp; Stack</w:t>
+        <w:t xml:space="preserve">8. Verifiability</w:t>
+      </w:r>
+    </w:p>
+    <w:p>
+      <w:pPr>
+        <w:pStyle w:val="FirstParagraph"/>
+      </w:pPr>
+      <w:r>
+        <w:t xml:space="preserve">The numbers in this report are reproducible from this repository</w:t>
+      </w:r>
+      <w:r>
+        <w:t xml:space="preserve"> </w:t>
+      </w:r>
+      <w:r>
+        <w:rPr>
+          <w:bCs/>
+          <w:b/>
+        </w:rPr>
+        <w:t xml:space="preserve">even</w:t>
+      </w:r>
+      <w:r>
+        <w:rPr>
+          <w:bCs/>
+          <w:b/>
+        </w:rPr>
+        <w:t xml:space="preserve"> </w:t>
+      </w:r>
+      <w:r>
+        <w:rPr>
+          <w:bCs/>
+          <w:b/>
+        </w:rPr>
+        <w:t xml:space="preserve">without the model</w:t>
+      </w:r>
+      <w:r>
+        <w:t xml:space="preserve">: every figure here is derived from the dated prediction</w:t>
+      </w:r>
+      <w:r>
+        <w:t xml:space="preserve"> </w:t>
+      </w:r>
+      <w:r>
+        <w:t xml:space="preserve">snapshots and validation outputs that are checked into</w:t>
+      </w:r>
+      <w:r>
+        <w:t xml:space="preserve"> </w:t>
+      </w:r>
+      <w:r>
+        <w:rPr>
+          <w:rStyle w:val="VerbatimChar"/>
+        </w:rPr>
+        <w:t xml:space="preserve">outputs/</w:t>
+      </w:r>
+      <w:r>
+        <w:t xml:space="preserve"> </w:t>
+      </w:r>
+      <w:r>
+        <w:t xml:space="preserve">and</w:t>
+      </w:r>
+      <w:r>
+        <w:t xml:space="preserve"> </w:t>
+      </w:r>
+      <w:r>
+        <w:rPr>
+          <w:rStyle w:val="VerbatimChar"/>
+        </w:rPr>
+        <w:t xml:space="preserve">track_record/</w:t>
+      </w:r>
+      <w:r>
+        <w:t xml:space="preserve">. The methodology can be evaluated against the future:</w:t>
       </w:r>
     </w:p>
     <w:p>
@@ -3628,17 +3621,52 @@
         <w:pStyle w:val="Compact"/>
       </w:pPr>
       <w:r>
-        <w:rPr>
-          <w:bCs/>
-          <w:b/>
-        </w:rPr>
-        <w:t xml:space="preserve">Language/libraries:</w:t>
-      </w:r>
-      <w:r>
-        <w:t xml:space="preserve"> </w:t>
-      </w:r>
-      <w:r>
-        <w:t xml:space="preserve">Python 3.12, Polars, XGBoost (survival:aft), scikit-learn (isotonic calibration), sentence-transformers (text embeddings), Optuna (hyperparameter search).</w:t>
+        <w:t xml:space="preserve">The dated track-record snapshots in</w:t>
+      </w:r>
+      <w:r>
+        <w:t xml:space="preserve"> </w:t>
+      </w:r>
+      <w:r>
+        <w:rPr>
+          <w:rStyle w:val="VerbatimChar"/>
+        </w:rPr>
+        <w:t xml:space="preserve">track_record/</w:t>
+      </w:r>
+      <w:r>
+        <w:t xml:space="preserve"> </w:t>
+      </w:r>
+      <w:r>
+        <w:t xml:space="preserve">come with SHA-256</w:t>
+      </w:r>
+      <w:r>
+        <w:t xml:space="preserve"> </w:t>
+      </w:r>
+      <w:r>
+        <w:t xml:space="preserve">hashes in</w:t>
+      </w:r>
+      <w:r>
+        <w:t xml:space="preserve"> </w:t>
+      </w:r>
+      <w:r>
+        <w:rPr>
+          <w:rStyle w:val="VerbatimChar"/>
+        </w:rPr>
+        <w:t xml:space="preserve">MANIFEST.md</w:t>
+      </w:r>
+      <w:r>
+        <w:t xml:space="preserve">. Anyone can compare a past snapshot’s predictions</w:t>
+      </w:r>
+      <w:r>
+        <w:t xml:space="preserve"> </w:t>
+      </w:r>
+      <w:r>
+        <w:t xml:space="preserve">against which cards Wizards actually reprinted afterward, with no way for</w:t>
+      </w:r>
+      <w:r>
+        <w:t xml:space="preserve"> </w:t>
+      </w:r>
+      <w:r>
+        <w:t xml:space="preserve">us to quietly rewrite the record.</w:t>
       </w:r>
     </w:p>
     <w:p>
@@ -3650,17 +3678,34 @@
         <w:pStyle w:val="Compact"/>
       </w:pPr>
       <w:r>
-        <w:rPr>
-          <w:bCs/>
-          <w:b/>
-        </w:rPr>
-        <w:t xml:space="preserve">Compute:</w:t>
-      </w:r>
-      <w:r>
-        <w:t xml:space="preserve"> </w:t>
-      </w:r>
-      <w:r>
-        <w:t xml:space="preserve">Model training and 80-trial hyperparameter sweep run on an NVIDIA GB10 (Grace-Blackwell) workstation; data engineering in Polars.</w:t>
+        <w:t xml:space="preserve">The held-out forward test in</w:t>
+      </w:r>
+      <w:r>
+        <w:t xml:space="preserve"> </w:t>
+      </w:r>
+      <w:r>
+        <w:rPr>
+          <w:rStyle w:val="VerbatimChar"/>
+        </w:rPr>
+        <w:t xml:space="preserve">outputs/validation/2024-06-01/</w:t>
+      </w:r>
+      <w:r>
+        <w:t xml:space="preserve"> </w:t>
+      </w:r>
+      <w:r>
+        <w:t xml:space="preserve">shows the</w:t>
+      </w:r>
+      <w:r>
+        <w:t xml:space="preserve"> </w:t>
+      </w:r>
+      <w:r>
+        <w:t xml:space="preserve">raw top-100 picks and which of them were actually reprinted - the result</w:t>
+      </w:r>
+      <w:r>
+        <w:t xml:space="preserve"> </w:t>
+      </w:r>
+      <w:r>
+        <w:t xml:space="preserve">is checkable card-by-card.</w:t>
       </w:r>
     </w:p>
     <w:p>
@@ -3672,29 +3717,33 @@
         <w:pStyle w:val="Compact"/>
       </w:pPr>
       <w:r>
-        <w:rPr>
-          <w:bCs/>
-          <w:b/>
-        </w:rPr>
-        <w:t xml:space="preserve">Hyperparameters</w:t>
-      </w:r>
-      <w:r>
-        <w:t xml:space="preserve"> </w:t>
-      </w:r>
-      <w:r>
-        <w:t xml:space="preserve">were selected by Optuna (80 trials) minimising calibrated Brier score; the winning configuration uses an extreme-value (Gumbel) failure distribution, depth-10 trees, and aggressive feature subsampling.</w:t>
-      </w:r>
-    </w:p>
-    <w:p>
-      <w:pPr>
-        <w:numPr>
-          <w:ilvl w:val="0"/>
-          <w:numId w:val="1006"/>
-        </w:numPr>
-        <w:pStyle w:val="Compact"/>
-      </w:pPr>
-      <w:r>
-        <w:t xml:space="preserve">The full pipeline - ingestion, feature engineering, training, calibration, evaluation, and prediction - is scripted and version-controlled.</w:t>
+        <w:t xml:space="preserve">The ablation, ROC, reliability, and case-study figures are reproduced</w:t>
+      </w:r>
+      <w:r>
+        <w:t xml:space="preserve"> </w:t>
+      </w:r>
+      <w:r>
+        <w:t xml:space="preserve">from these same outputs.</w:t>
+      </w:r>
+    </w:p>
+    <w:p>
+      <w:pPr>
+        <w:pStyle w:val="FirstParagraph"/>
+      </w:pPr>
+      <w:r>
+        <w:t xml:space="preserve">The trained model, the live ingestion and scoring pipeline, the exact</w:t>
+      </w:r>
+      <w:r>
+        <w:t xml:space="preserve"> </w:t>
+      </w:r>
+      <w:r>
+        <w:t xml:space="preserve">hyperparameters, and the engineered-feature definitions are not included;</w:t>
+      </w:r>
+      <w:r>
+        <w:t xml:space="preserve"> </w:t>
+      </w:r>
+      <w:r>
+        <w:t xml:space="preserve">those remain commercial assets of Cameraderie Cards.</w:t>
       </w:r>
     </w:p>
     <w:p>
@@ -3716,7 +3765,7 @@
         <w:t xml:space="preserve">This report describes a predictive model. Reprint decisions are made by Wizards of the Coast and are not public; all probabilities are estimates of risk based on historical patterns, not guarantees.</w:t>
       </w:r>
     </w:p>
-    <w:bookmarkEnd w:id="61"/>
+    <w:bookmarkEnd w:id="58"/>
     <w:sectPr/>
   </w:body>
 </w:document>
